--- a/IT206-SS5-BT05.docx
+++ b/IT206-SS5-BT05.docx
@@ -1257,8 +1257,8 @@
         <w:rPr>
           <w:b w:val="1"/>
           <w:bCs w:val="1"/>
-          <w:sz w:val="40"/>
-          <w:szCs w:val="40"/>
+          <w:sz w:val="28"/>
+          <w:szCs w:val="28"/>
         </w:rPr>
       </w:pPr>
       <w:r>
@@ -1271,16 +1271,6 @@
         </w:rPr>
         <w:t xml:space="preserve">Phần 2: Thử quy trình với 2 tình huống</w:t>
       </w:r>
-    </w:p>
-    <w:p>
-      <w:pPr>
-        <w:rPr>
-          <w:b w:val="1"/>
-          <w:bCs w:val="1"/>
-          <w:sz w:val="28"/>
-          <w:szCs w:val="28"/>
-        </w:rPr>
-      </w:pPr>
       <w:r>
         <w:rPr>
           <w:rtl w:val="0"/>
@@ -1352,6 +1342,7 @@
               <w:rPr>
                 <w:b w:val="1"/>
                 <w:bCs w:val="1"/>
+                <w:color w:val="ffffff"/>
                 <w:sz w:val="21"/>
                 <w:szCs w:val="21"/>
               </w:rPr>
@@ -1360,6 +1351,7 @@
               <w:rPr>
                 <w:b w:val="1"/>
                 <w:bCs w:val="1"/>
+                <w:color w:val="ffffff"/>
                 <w:sz w:val="21"/>
                 <w:szCs w:val="21"/>
                 <w:rtl w:val="0"/>
@@ -1399,6 +1391,7 @@
               <w:rPr>
                 <w:b w:val="1"/>
                 <w:bCs w:val="1"/>
+                <w:color w:val="ffffff"/>
                 <w:sz w:val="21"/>
                 <w:szCs w:val="21"/>
               </w:rPr>
@@ -1407,6 +1400,7 @@
               <w:rPr>
                 <w:b w:val="1"/>
                 <w:bCs w:val="1"/>
+                <w:color w:val="ffffff"/>
                 <w:sz w:val="21"/>
                 <w:szCs w:val="21"/>
                 <w:rtl w:val="0"/>
@@ -1446,6 +1440,7 @@
               <w:rPr>
                 <w:b w:val="1"/>
                 <w:bCs w:val="1"/>
+                <w:color w:val="ffffff"/>
                 <w:sz w:val="21"/>
                 <w:szCs w:val="21"/>
               </w:rPr>
@@ -1454,6 +1449,7 @@
               <w:rPr>
                 <w:b w:val="1"/>
                 <w:bCs w:val="1"/>
+                <w:color w:val="ffffff"/>
                 <w:sz w:val="21"/>
                 <w:szCs w:val="21"/>
                 <w:rtl w:val="0"/>
@@ -1488,14 +1484,116 @@
           </w:tcPr>
           <w:p>
             <w:pPr>
-              <w:pBdr>
-                <w:top w:color="auto" w:space="0" w:sz="0" w:val="none"/>
-                <w:left w:color="auto" w:space="0" w:sz="0" w:val="none"/>
-                <w:bottom w:color="auto" w:space="0" w:sz="0" w:val="none"/>
-                <w:right w:color="auto" w:space="0" w:sz="0" w:val="none"/>
-                <w:between w:color="auto" w:space="0" w:sz="0" w:val="none"/>
-              </w:pBdr>
-              <w:spacing w:after="40" w:before="40" w:lineRule="auto"/>
+              <w:rPr>
+                <w:sz w:val="21"/>
+                <w:szCs w:val="21"/>
+              </w:rPr>
+            </w:pPr>
+            <w:r>
+              <w:rPr>
+                <w:rtl w:val="0"/>
+              </w:rPr>
+              <w:t xml:space="preserve">Giữa Sprint, Marketing đòi đưa ngay story "Tặng mã giới thiệu bạn bè" vào Sprint đang chạy, nhưng story này chưa có AC.</w:t>
+            </w:r>
+            <w:r>
+              <w:rPr>
+                <w:rtl w:val="0"/>
+              </w:rPr>
+            </w:r>
+          </w:p>
+        </w:tc>
+        <w:tc>
+          <w:tcPr>
+            <w:tcBorders>
+              <w:top w:color="000000" w:space="0" w:sz="0" w:val="nil"/>
+              <w:left w:color="000000" w:space="0" w:sz="0" w:val="nil"/>
+              <w:bottom w:color="d3d3d3" w:space="0" w:sz="6" w:val="single"/>
+              <w:right w:color="d3d3d3" w:space="0" w:sz="6" w:val="single"/>
+            </w:tcBorders>
+            <w:shd w:fill="ffffff" w:val="clear"/>
+            <w:tcMar>
+              <w:top w:w="100.0" w:type="dxa"/>
+              <w:left w:w="140.0" w:type="dxa"/>
+              <w:bottom w:w="100.0" w:type="dxa"/>
+              <w:right w:w="140.0" w:type="dxa"/>
+            </w:tcMar>
+            <w:vAlign w:val="top"/>
+          </w:tcPr>
+          <w:p>
+            <w:pPr>
+              <w:pBdr>
+                <w:top w:color="auto" w:space="0" w:sz="0" w:val="none"/>
+                <w:left w:color="auto" w:space="0" w:sz="0" w:val="none"/>
+                <w:bottom w:color="auto" w:space="0" w:sz="0" w:val="none"/>
+                <w:right w:color="auto" w:space="0" w:sz="0" w:val="none"/>
+                <w:between w:color="auto" w:space="0" w:sz="0" w:val="none"/>
+              </w:pBdr>
+              <w:spacing w:after="40" w:before="40" w:lineRule="auto"/>
+              <w:rPr>
+                <w:sz w:val="21"/>
+                <w:szCs w:val="21"/>
+              </w:rPr>
+            </w:pPr>
+            <w:r>
+              <w:rPr>
+                <w:sz w:val="21"/>
+                <w:szCs w:val="21"/>
+                <w:rtl w:val="0"/>
+              </w:rPr>
+              <w:t xml:space="preserve"> Bước 2 &amp; 4 </w:t>
+            </w:r>
+          </w:p>
+        </w:tc>
+        <w:tc>
+          <w:tcPr>
+            <w:tcBorders>
+              <w:top w:color="000000" w:space="0" w:sz="0" w:val="nil"/>
+              <w:left w:color="000000" w:space="0" w:sz="0" w:val="nil"/>
+              <w:bottom w:color="d3d3d3" w:space="0" w:sz="6" w:val="single"/>
+              <w:right w:color="000000" w:space="0" w:sz="0" w:val="nil"/>
+            </w:tcBorders>
+            <w:shd w:fill="ffffff" w:val="clear"/>
+            <w:tcMar>
+              <w:top w:w="100.0" w:type="dxa"/>
+              <w:left w:w="140.0" w:type="dxa"/>
+              <w:bottom w:w="100.0" w:type="dxa"/>
+              <w:right w:w="140.0" w:type="dxa"/>
+            </w:tcMar>
+            <w:vAlign w:val="top"/>
+          </w:tcPr>
+          <w:p>
+            <w:pPr>
+              <w:spacing w:after="0" w:before="0" w:line="276" w:lineRule="auto"/>
+              <w:rPr/>
+            </w:pPr>
+            <w:r>
+              <w:rPr>
+                <w:rtl w:val="0"/>
+              </w:rPr>
+              <w:t xml:space="preserve">Từ chối đưa vào Sprint ngay vì Sprint đang chạy không được phép thêm User Story và chưa đạt DoR (thiếu AC). Chuyển story về Bước 2 để PO làm rõ AC, sau đó chờ Refinement (Bước 3) rồi mới xét đưa vào Sprint sau tại Bước 4.</w:t>
+            </w:r>
+          </w:p>
+          <w:p>
+            <w:pPr>
+              <w:spacing w:after="0" w:before="0" w:line="276" w:lineRule="auto"/>
+              <w:rPr/>
+            </w:pPr>
+            <w:r>
+              <w:rPr>
+                <w:rtl w:val="0"/>
+              </w:rPr>
+            </w:r>
+          </w:p>
+          <w:p>
+            <w:pPr>
+              <w:pBdr>
+                <w:top w:color="auto" w:space="0" w:sz="0" w:val="none"/>
+                <w:left w:color="auto" w:space="0" w:sz="0" w:val="none"/>
+                <w:bottom w:color="auto" w:space="0" w:sz="0" w:val="none"/>
+                <w:right w:color="auto" w:space="0" w:sz="0" w:val="none"/>
+                <w:between w:color="auto" w:space="0" w:sz="0" w:val="none"/>
+              </w:pBdr>
+              <w:spacing w:after="0" w:before="0" w:lineRule="auto"/>
               <w:jc w:val="left"/>
               <w:rPr>
                 <w:sz w:val="21"/>
@@ -1508,79 +1606,19 @@
                 <w:szCs w:val="21"/>
                 <w:rtl w:val="0"/>
               </w:rPr>
-              <w:t xml:space="preserve">Giữa Sprint, Marketing đòi đưa ngay story "Tặng mã giới thiệu bạn bè" vào Sprint đang chạy, nhưng story này chưa có AC.</w:t>
-            </w:r>
-          </w:p>
-        </w:tc>
-        <w:tc>
-          <w:tcPr>
-            <w:tcBorders>
-              <w:top w:color="000000" w:space="0" w:sz="0" w:val="nil"/>
-              <w:left w:color="000000" w:space="0" w:sz="0" w:val="nil"/>
-              <w:bottom w:color="d3d3d3" w:space="0" w:sz="6" w:val="single"/>
-              <w:right w:color="d3d3d3" w:space="0" w:sz="6" w:val="single"/>
-            </w:tcBorders>
-            <w:shd w:fill="ffffff" w:val="clear"/>
-            <w:tcMar>
-              <w:top w:w="100.0" w:type="dxa"/>
-              <w:left w:w="140.0" w:type="dxa"/>
-              <w:bottom w:w="100.0" w:type="dxa"/>
-              <w:right w:w="140.0" w:type="dxa"/>
-            </w:tcMar>
-            <w:vAlign w:val="top"/>
-          </w:tcPr>
-          <w:p>
-            <w:pPr>
-              <w:pBdr>
-                <w:top w:color="auto" w:space="0" w:sz="0" w:val="none"/>
-                <w:left w:color="auto" w:space="0" w:sz="0" w:val="none"/>
-                <w:bottom w:color="auto" w:space="0" w:sz="0" w:val="none"/>
-                <w:right w:color="auto" w:space="0" w:sz="0" w:val="none"/>
-                <w:between w:color="auto" w:space="0" w:sz="0" w:val="none"/>
-              </w:pBdr>
-              <w:spacing w:after="40" w:before="40" w:lineRule="auto"/>
-              <w:rPr>
-                <w:sz w:val="21"/>
-                <w:szCs w:val="21"/>
-              </w:rPr>
-            </w:pPr>
-            <w:r>
-              <w:rPr>
-                <w:sz w:val="21"/>
-                <w:szCs w:val="21"/>
-                <w:rtl w:val="0"/>
-              </w:rPr>
-              <w:t xml:space="preserve"> Bước 2 &amp; 4 </w:t>
-            </w:r>
-          </w:p>
-        </w:tc>
-        <w:tc>
-          <w:tcPr>
-            <w:tcBorders>
-              <w:top w:color="000000" w:space="0" w:sz="0" w:val="nil"/>
-              <w:left w:color="000000" w:space="0" w:sz="0" w:val="nil"/>
-              <w:bottom w:color="d3d3d3" w:space="0" w:sz="6" w:val="single"/>
-              <w:right w:color="000000" w:space="0" w:sz="0" w:val="nil"/>
-            </w:tcBorders>
-            <w:shd w:fill="ffffff" w:val="clear"/>
-            <w:tcMar>
-              <w:top w:w="100.0" w:type="dxa"/>
-              <w:left w:w="140.0" w:type="dxa"/>
-              <w:bottom w:w="100.0" w:type="dxa"/>
-              <w:right w:w="140.0" w:type="dxa"/>
-            </w:tcMar>
-            <w:vAlign w:val="top"/>
-          </w:tcPr>
-          <w:p>
-            <w:pPr>
-              <w:pBdr>
-                <w:top w:color="auto" w:space="0" w:sz="0" w:val="none"/>
-                <w:left w:color="auto" w:space="0" w:sz="0" w:val="none"/>
-                <w:bottom w:color="auto" w:space="0" w:sz="0" w:val="none"/>
-                <w:right w:color="auto" w:space="0" w:sz="0" w:val="none"/>
-                <w:between w:color="auto" w:space="0" w:sz="0" w:val="none"/>
-              </w:pBdr>
-              <w:spacing w:after="240" w:before="240" w:lineRule="auto"/>
+              <w:t xml:space="preserve">Ví dụ AC mẫu:</w:t>
+            </w:r>
+          </w:p>
+          <w:p>
+            <w:pPr>
+              <w:pBdr>
+                <w:top w:color="auto" w:space="0" w:sz="0" w:val="none"/>
+                <w:left w:color="auto" w:space="0" w:sz="0" w:val="none"/>
+                <w:bottom w:color="auto" w:space="0" w:sz="0" w:val="none"/>
+                <w:right w:color="auto" w:space="0" w:sz="0" w:val="none"/>
+                <w:between w:color="auto" w:space="0" w:sz="0" w:val="none"/>
+              </w:pBdr>
+              <w:spacing w:after="0" w:before="0" w:lineRule="auto"/>
               <w:jc w:val="left"/>
               <w:rPr>
                 <w:sz w:val="21"/>
@@ -1589,124 +1627,6 @@
             </w:pPr>
             <w:r>
               <w:rPr>
-                <w:b w:val="1"/>
-                <w:bCs w:val="1"/>
-                <w:sz w:val="21"/>
-                <w:szCs w:val="21"/>
-                <w:rtl w:val="0"/>
-              </w:rPr>
-              <w:t xml:space="preserve">Từ chối đưa vào Sprint ngay</w:t>
-            </w:r>
-            <w:r>
-              <w:rPr>
-                <w:sz w:val="21"/>
-                <w:szCs w:val="21"/>
-                <w:rtl w:val="0"/>
-              </w:rPr>
-              <w:t xml:space="preserve"> vì Sprint đang chạy không được phép thêm User Story và chưa đạt DoR (thiếu AC). Chuyển story về </w:t>
-            </w:r>
-            <w:r>
-              <w:rPr>
-                <w:b w:val="1"/>
-                <w:bCs w:val="1"/>
-                <w:sz w:val="21"/>
-                <w:szCs w:val="21"/>
-                <w:rtl w:val="0"/>
-              </w:rPr>
-              <w:t xml:space="preserve">Bước 2</w:t>
-            </w:r>
-            <w:r>
-              <w:rPr>
-                <w:sz w:val="21"/>
-                <w:szCs w:val="21"/>
-                <w:rtl w:val="0"/>
-              </w:rPr>
-              <w:t xml:space="preserve"> để PO làm rõ AC, sau đó chờ Refinement (</w:t>
-            </w:r>
-            <w:r>
-              <w:rPr>
-                <w:b w:val="1"/>
-                <w:bCs w:val="1"/>
-                <w:sz w:val="21"/>
-                <w:szCs w:val="21"/>
-                <w:rtl w:val="0"/>
-              </w:rPr>
-              <w:t xml:space="preserve">Bước 3</w:t>
-            </w:r>
-            <w:r>
-              <w:rPr>
-                <w:sz w:val="21"/>
-                <w:szCs w:val="21"/>
-                <w:rtl w:val="0"/>
-              </w:rPr>
-              <w:t xml:space="preserve">) rồi mới xét đưa vào Sprint sau tại </w:t>
-            </w:r>
-            <w:r>
-              <w:rPr>
-                <w:b w:val="1"/>
-                <w:bCs w:val="1"/>
-                <w:sz w:val="21"/>
-                <w:szCs w:val="21"/>
-                <w:rtl w:val="0"/>
-              </w:rPr>
-              <w:t xml:space="preserve">Bước 4</w:t>
-            </w:r>
-            <w:r>
-              <w:rPr>
-                <w:sz w:val="21"/>
-                <w:szCs w:val="21"/>
-                <w:rtl w:val="0"/>
-              </w:rPr>
-              <w:t xml:space="preserve">.</w:t>
-            </w:r>
-          </w:p>
-          <w:p>
-            <w:pPr>
-              <w:pBdr>
-                <w:top w:color="auto" w:space="0" w:sz="0" w:val="none"/>
-                <w:left w:color="auto" w:space="0" w:sz="0" w:val="none"/>
-                <w:bottom w:color="auto" w:space="0" w:sz="0" w:val="none"/>
-                <w:right w:color="auto" w:space="0" w:sz="0" w:val="none"/>
-                <w:between w:color="auto" w:space="0" w:sz="0" w:val="none"/>
-              </w:pBdr>
-              <w:spacing w:after="240" w:before="240" w:lineRule="auto"/>
-              <w:jc w:val="left"/>
-              <w:rPr>
-                <w:i w:val="1"/>
-                <w:iCs w:val="1"/>
-                <w:sz w:val="21"/>
-                <w:szCs w:val="21"/>
-              </w:rPr>
-            </w:pPr>
-            <w:r>
-              <w:rPr>
-                <w:i w:val="1"/>
-                <w:iCs w:val="1"/>
-                <w:sz w:val="21"/>
-                <w:szCs w:val="21"/>
-                <w:rtl w:val="0"/>
-              </w:rPr>
-              <w:t xml:space="preserve">Ví dụ AC mẫu:</w:t>
-            </w:r>
-          </w:p>
-          <w:p>
-            <w:pPr>
-              <w:pBdr>
-                <w:top w:color="auto" w:space="0" w:sz="0" w:val="none"/>
-                <w:left w:color="auto" w:space="0" w:sz="0" w:val="none"/>
-                <w:bottom w:color="auto" w:space="0" w:sz="0" w:val="none"/>
-                <w:right w:color="auto" w:space="0" w:sz="0" w:val="none"/>
-                <w:between w:color="auto" w:space="0" w:sz="0" w:val="none"/>
-              </w:pBdr>
-              <w:spacing w:after="240" w:before="240" w:lineRule="auto"/>
-              <w:jc w:val="left"/>
-              <w:rPr>
-                <w:sz w:val="21"/>
-                <w:szCs w:val="21"/>
-              </w:rPr>
-            </w:pPr>
-            <w:r>
-              <w:rPr>
                 <w:sz w:val="21"/>
                 <w:szCs w:val="21"/>
                 <w:rtl w:val="0"/>
@@ -1763,7 +1683,7 @@
                 <w:right w:color="auto" w:space="0" w:sz="0" w:val="none"/>
                 <w:between w:color="auto" w:space="0" w:sz="0" w:val="none"/>
               </w:pBdr>
-              <w:spacing w:after="40" w:before="40" w:lineRule="auto"/>
+              <w:spacing w:after="0" w:before="0" w:lineRule="auto"/>
               <w:jc w:val="center"/>
               <w:rPr>
                 <w:sz w:val="21"/>
@@ -1898,7 +1818,7 @@
                 <w:right w:color="auto" w:space="0" w:sz="0" w:val="none"/>
                 <w:between w:color="auto" w:space="0" w:sz="0" w:val="none"/>
               </w:pBdr>
-              <w:spacing w:after="240" w:lineRule="auto"/>
+              <w:spacing w:after="0" w:before="0" w:lineRule="auto"/>
               <w:jc w:val="left"/>
               <w:rPr>
                 <w:sz w:val="21"/>
@@ -1911,43 +1831,7 @@
                 <w:szCs w:val="21"/>
                 <w:rtl w:val="0"/>
               </w:rPr>
-              <w:t xml:space="preserve">PO phân loại lại MoSCoW tại </w:t>
-            </w:r>
-            <w:r>
-              <w:rPr>
-                <w:b w:val="1"/>
-                <w:bCs w:val="1"/>
-                <w:sz w:val="21"/>
-                <w:szCs w:val="21"/>
-                <w:rtl w:val="0"/>
-              </w:rPr>
-              <w:t xml:space="preserve">Bước 2</w:t>
-            </w:r>
-            <w:r>
-              <w:rPr>
-                <w:sz w:val="21"/>
-                <w:szCs w:val="21"/>
-                <w:rtl w:val="0"/>
-              </w:rPr>
-              <w:t xml:space="preserve">, giới hạn tổng Must &lt;= 60% tổng các User Story đợt Release. Tại </w:t>
-            </w:r>
-            <w:r>
-              <w:rPr>
-                <w:b w:val="1"/>
-                <w:bCs w:val="1"/>
-                <w:sz w:val="21"/>
-                <w:szCs w:val="21"/>
-                <w:rtl w:val="0"/>
-              </w:rPr>
-              <w:t xml:space="preserve">Bước 3</w:t>
-            </w:r>
-            <w:r>
-              <w:rPr>
-                <w:sz w:val="21"/>
-                <w:szCs w:val="21"/>
-                <w:rtl w:val="0"/>
-              </w:rPr>
-              <w:t xml:space="preserve">, Devs và PO căn cứ vào giá trị và phạm vi Release thực tế để hạ bậc các story ít cấp thiết hơn xuống </w:t>
+              <w:t xml:space="preserve">PO phân loại lại MoSCoW tại Bước 2, giới hạn tổng Must &lt;= 60% tổng các User Story phiên bản Release. Tại Bước 3, Devs và PO căn cứ vào giá trị và phạm vi Release thực tế để hạ bậc các User Story ít cần thiết nhất xuống </w:t>
             </w:r>
             <w:r>
               <w:rPr>
@@ -1991,36 +1875,26 @@
                 <w:right w:color="auto" w:space="0" w:sz="0" w:val="none"/>
                 <w:between w:color="auto" w:space="0" w:sz="0" w:val="none"/>
               </w:pBdr>
-              <w:spacing w:after="240" w:lineRule="auto"/>
+              <w:spacing w:after="0" w:before="0" w:lineRule="auto"/>
               <w:jc w:val="left"/>
-              <w:rPr>
-                <w:i w:val="1"/>
-                <w:iCs w:val="1"/>
-                <w:sz w:val="21"/>
-                <w:szCs w:val="21"/>
-              </w:rPr>
-            </w:pPr>
-            <w:r>
-              <w:rPr>
-                <w:i w:val="1"/>
-                <w:iCs w:val="1"/>
-                <w:sz w:val="21"/>
-                <w:szCs w:val="21"/>
-                <w:rtl w:val="0"/>
-              </w:rPr>
-              <w:t xml:space="preserve">Ví dụ gán nhãn mẫu:</w:t>
-            </w:r>
-          </w:p>
-          <w:p>
-            <w:pPr>
-              <w:pBdr>
-                <w:top w:color="auto" w:space="0" w:sz="0" w:val="none"/>
-                <w:left w:color="auto" w:space="0" w:sz="0" w:val="none"/>
-                <w:bottom w:color="auto" w:space="0" w:sz="0" w:val="none"/>
-                <w:right w:color="auto" w:space="0" w:sz="0" w:val="none"/>
-                <w:between w:color="auto" w:space="0" w:sz="0" w:val="none"/>
-              </w:pBdr>
-              <w:spacing w:after="240" w:lineRule="auto"/>
+              <w:rPr/>
+            </w:pPr>
+            <w:r>
+              <w:rPr>
+                <w:rtl w:val="0"/>
+              </w:rPr>
+            </w:r>
+          </w:p>
+          <w:p>
+            <w:pPr>
+              <w:pBdr>
+                <w:top w:color="auto" w:space="0" w:sz="0" w:val="none"/>
+                <w:left w:color="auto" w:space="0" w:sz="0" w:val="none"/>
+                <w:bottom w:color="auto" w:space="0" w:sz="0" w:val="none"/>
+                <w:right w:color="auto" w:space="0" w:sz="0" w:val="none"/>
+                <w:between w:color="auto" w:space="0" w:sz="0" w:val="none"/>
+              </w:pBdr>
+              <w:spacing w:after="0" w:before="0" w:lineRule="auto"/>
               <w:jc w:val="left"/>
               <w:rPr>
                 <w:sz w:val="21"/>
@@ -2033,17 +1907,130 @@
                 <w:szCs w:val="21"/>
                 <w:rtl w:val="0"/>
               </w:rPr>
-              <w:t xml:space="preserve">- </w:t>
-            </w:r>
-            <w:r>
-              <w:rPr>
-                <w:b w:val="1"/>
-                <w:bCs w:val="1"/>
-                <w:sz w:val="21"/>
-                <w:szCs w:val="21"/>
-                <w:rtl w:val="0"/>
-              </w:rPr>
-              <w:t xml:space="preserve">CSKH (Gửi ticket khiếu nại):</w:t>
+              <w:t xml:space="preserve">Ví dụ:</w:t>
+            </w:r>
+          </w:p>
+          <w:p>
+            <w:pPr>
+              <w:pBdr>
+                <w:top w:color="auto" w:space="0" w:sz="0" w:val="none"/>
+                <w:left w:color="auto" w:space="0" w:sz="0" w:val="none"/>
+                <w:bottom w:color="auto" w:space="0" w:sz="0" w:val="none"/>
+                <w:right w:color="auto" w:space="0" w:sz="0" w:val="none"/>
+                <w:between w:color="auto" w:space="0" w:sz="0" w:val="none"/>
+              </w:pBdr>
+              <w:spacing w:after="0" w:before="0" w:lineRule="auto"/>
+              <w:jc w:val="left"/>
+              <w:rPr>
+                <w:sz w:val="21"/>
+                <w:szCs w:val="21"/>
+              </w:rPr>
+            </w:pPr>
+            <w:r>
+              <w:rPr>
+                <w:sz w:val="21"/>
+                <w:szCs w:val="21"/>
+                <w:rtl w:val="0"/>
+              </w:rPr>
+              <w:t xml:space="preserve">- CSKH (Gửi ticket khiếu nại): </w:t>
+            </w:r>
+            <w:r>
+              <w:rPr>
+                <w:sz w:val="21"/>
+                <w:szCs w:val="21"/>
+                <w:rtl w:val="0"/>
+              </w:rPr>
+              <w:t xml:space="preserve">Must</w:t>
+            </w:r>
+            <w:r>
+              <w:rPr>
+                <w:sz w:val="21"/>
+                <w:szCs w:val="21"/>
+                <w:rtl w:val="0"/>
+              </w:rPr>
+              <w:t xml:space="preserve"> (Trải nghiệm cốt lõi, giữ chân khách).</w:t>
+            </w:r>
+          </w:p>
+          <w:p>
+            <w:pPr>
+              <w:pBdr>
+                <w:top w:color="auto" w:space="0" w:sz="0" w:val="none"/>
+                <w:left w:color="auto" w:space="0" w:sz="0" w:val="none"/>
+                <w:bottom w:color="auto" w:space="0" w:sz="0" w:val="none"/>
+                <w:right w:color="auto" w:space="0" w:sz="0" w:val="none"/>
+                <w:between w:color="auto" w:space="0" w:sz="0" w:val="none"/>
+              </w:pBdr>
+              <w:spacing w:after="0" w:before="0" w:lineRule="auto"/>
+              <w:jc w:val="left"/>
+              <w:rPr>
+                <w:sz w:val="21"/>
+                <w:szCs w:val="21"/>
+              </w:rPr>
+            </w:pPr>
+            <w:r>
+              <w:rPr>
+                <w:sz w:val="21"/>
+                <w:szCs w:val="21"/>
+                <w:rtl w:val="0"/>
+              </w:rPr>
+              <w:t xml:space="preserve">- Marketing (Mã giới thiệu): </w:t>
+            </w:r>
+            <w:r>
+              <w:rPr>
+                <w:sz w:val="21"/>
+                <w:szCs w:val="21"/>
+                <w:rtl w:val="0"/>
+              </w:rPr>
+              <w:t xml:space="preserve">Should</w:t>
+            </w:r>
+            <w:r>
+              <w:rPr>
+                <w:sz w:val="21"/>
+                <w:szCs w:val="21"/>
+                <w:rtl w:val="0"/>
+              </w:rPr>
+              <w:t xml:space="preserve"> (Tăng trưởng, làm sau khi luồng chính ổn định).</w:t>
+            </w:r>
+          </w:p>
+          <w:p>
+            <w:pPr>
+              <w:pBdr>
+                <w:top w:color="auto" w:space="0" w:sz="0" w:val="none"/>
+                <w:left w:color="auto" w:space="0" w:sz="0" w:val="none"/>
+                <w:bottom w:color="auto" w:space="0" w:sz="0" w:val="none"/>
+                <w:right w:color="auto" w:space="0" w:sz="0" w:val="none"/>
+                <w:between w:color="auto" w:space="0" w:sz="0" w:val="none"/>
+              </w:pBdr>
+              <w:spacing w:after="0" w:before="0" w:lineRule="auto"/>
+              <w:jc w:val="left"/>
+              <w:rPr>
+                <w:sz w:val="21"/>
+                <w:szCs w:val="21"/>
+              </w:rPr>
+            </w:pPr>
+            <w:r>
+              <w:rPr>
+                <w:sz w:val="21"/>
+                <w:szCs w:val="21"/>
+                <w:rtl w:val="0"/>
+              </w:rPr>
+              <w:t xml:space="preserve">- Vận hành (Xuất Excel tài xế): </w:t>
+            </w:r>
+            <w:r>
+              <w:rPr>
+                <w:sz w:val="21"/>
+                <w:szCs w:val="21"/>
+                <w:rtl w:val="0"/>
+              </w:rPr>
+              <w:t xml:space="preserve">Could</w:t>
+            </w:r>
+            <w:r>
+              <w:rPr>
+                <w:sz w:val="21"/>
+                <w:szCs w:val="21"/>
+                <w:rtl w:val="0"/>
+              </w:rPr>
+              <w:t xml:space="preserve"> (Xử lý thủ công/query DB tạm thời được).</w:t>
             </w:r>
             <w:r>
               <w:rPr>
@@ -2052,140 +2039,6 @@
                 <w:rtl w:val="0"/>
               </w:rPr>
               <w:t xml:space="preserve"> </w:t>
-            </w:r>
-            <w:r>
-              <w:rPr>
-                <w:sz w:val="21"/>
-                <w:szCs w:val="21"/>
-                <w:rtl w:val="0"/>
-              </w:rPr>
-              <w:t xml:space="preserve">Must</w:t>
-            </w:r>
-            <w:r>
-              <w:rPr>
-                <w:sz w:val="21"/>
-                <w:szCs w:val="21"/>
-                <w:rtl w:val="0"/>
-              </w:rPr>
-              <w:t xml:space="preserve"> (Trải nghiệm cốt lõi, giữ chân khách).</w:t>
-            </w:r>
-          </w:p>
-          <w:p>
-            <w:pPr>
-              <w:pBdr>
-                <w:top w:color="auto" w:space="0" w:sz="0" w:val="none"/>
-                <w:left w:color="auto" w:space="0" w:sz="0" w:val="none"/>
-                <w:bottom w:color="auto" w:space="0" w:sz="0" w:val="none"/>
-                <w:right w:color="auto" w:space="0" w:sz="0" w:val="none"/>
-                <w:between w:color="auto" w:space="0" w:sz="0" w:val="none"/>
-              </w:pBdr>
-              <w:spacing w:after="240" w:lineRule="auto"/>
-              <w:jc w:val="left"/>
-              <w:rPr>
-                <w:sz w:val="21"/>
-                <w:szCs w:val="21"/>
-              </w:rPr>
-            </w:pPr>
-            <w:r>
-              <w:rPr>
-                <w:sz w:val="21"/>
-                <w:szCs w:val="21"/>
-                <w:rtl w:val="0"/>
-              </w:rPr>
-              <w:t xml:space="preserve">- </w:t>
-            </w:r>
-            <w:r>
-              <w:rPr>
-                <w:b w:val="1"/>
-                <w:bCs w:val="1"/>
-                <w:sz w:val="21"/>
-                <w:szCs w:val="21"/>
-                <w:rtl w:val="0"/>
-              </w:rPr>
-              <w:t xml:space="preserve">Marketing (Mã giới thiệu):</w:t>
-            </w:r>
-            <w:r>
-              <w:rPr>
-                <w:sz w:val="21"/>
-                <w:szCs w:val="21"/>
-                <w:rtl w:val="0"/>
-              </w:rPr>
-              <w:t xml:space="preserve"> </w:t>
-            </w:r>
-            <w:r>
-              <w:rPr>
-                <w:sz w:val="21"/>
-                <w:szCs w:val="21"/>
-                <w:rtl w:val="0"/>
-              </w:rPr>
-              <w:t xml:space="preserve">Should</w:t>
-            </w:r>
-            <w:r>
-              <w:rPr>
-                <w:sz w:val="21"/>
-                <w:szCs w:val="21"/>
-                <w:rtl w:val="0"/>
-              </w:rPr>
-              <w:t xml:space="preserve"> (Tăng trưởng, làm sau khi luồng chính ổn định).</w:t>
-            </w:r>
-          </w:p>
-          <w:p>
-            <w:pPr>
-              <w:pBdr>
-                <w:top w:color="auto" w:space="0" w:sz="0" w:val="none"/>
-                <w:left w:color="auto" w:space="0" w:sz="0" w:val="none"/>
-                <w:bottom w:color="auto" w:space="0" w:sz="0" w:val="none"/>
-                <w:right w:color="auto" w:space="0" w:sz="0" w:val="none"/>
-                <w:between w:color="auto" w:space="0" w:sz="0" w:val="none"/>
-              </w:pBdr>
-              <w:spacing w:after="240" w:lineRule="auto"/>
-              <w:jc w:val="left"/>
-              <w:rPr>
-                <w:sz w:val="21"/>
-                <w:szCs w:val="21"/>
-              </w:rPr>
-            </w:pPr>
-            <w:r>
-              <w:rPr>
-                <w:sz w:val="21"/>
-                <w:szCs w:val="21"/>
-                <w:rtl w:val="0"/>
-              </w:rPr>
-              <w:t xml:space="preserve">- </w:t>
-            </w:r>
-            <w:r>
-              <w:rPr>
-                <w:b w:val="1"/>
-                <w:bCs w:val="1"/>
-                <w:sz w:val="21"/>
-                <w:szCs w:val="21"/>
-                <w:rtl w:val="0"/>
-              </w:rPr>
-              <w:t xml:space="preserve">Vận hành (Xuất Excel tài xế):</w:t>
-            </w:r>
-            <w:r>
-              <w:rPr>
-                <w:sz w:val="21"/>
-                <w:szCs w:val="21"/>
-                <w:rtl w:val="0"/>
-              </w:rPr>
-              <w:t xml:space="preserve"> </w:t>
-            </w:r>
-            <w:r>
-              <w:rPr>
-                <w:sz w:val="21"/>
-                <w:szCs w:val="21"/>
-                <w:rtl w:val="0"/>
-              </w:rPr>
-              <w:t xml:space="preserve">Could</w:t>
-            </w:r>
-            <w:r>
-              <w:rPr>
-                <w:sz w:val="21"/>
-                <w:szCs w:val="21"/>
-                <w:rtl w:val="0"/>
-              </w:rPr>
-              <w:t xml:space="preserve"> (Xử lý thủ công/query DB tạm thời được). </w:t>
             </w:r>
           </w:p>
         </w:tc>
@@ -2226,14 +2079,21 @@
     <w:rPrDefault>
       <w:rPr>
         <w:rFonts w:ascii="Arial" w:cs="Arial" w:eastAsia="Arial" w:hAnsi="Arial"/>
-        <w:sz w:val="22"/>
-        <w:szCs w:val="22"/>
+        <w:sz w:val="21"/>
+        <w:szCs w:val="21"/>
         <w:lang w:val="vi"/>
       </w:rPr>
     </w:rPrDefault>
     <w:pPrDefault>
       <w:pPr>
-        <w:spacing w:line="276" w:lineRule="auto"/>
+        <w:pBdr>
+          <w:top w:color="auto" w:space="0" w:sz="0" w:val="none"/>
+          <w:left w:color="auto" w:space="0" w:sz="0" w:val="none"/>
+          <w:bottom w:color="auto" w:space="0" w:sz="0" w:val="none"/>
+          <w:right w:color="auto" w:space="0" w:sz="0" w:val="none"/>
+          <w:between w:color="auto" w:space="0" w:sz="0" w:val="none"/>
+        </w:pBdr>
+        <w:spacing w:after="40" w:before="40" w:line="276" w:lineRule="auto"/>
       </w:pPr>
     </w:pPrDefault>
   </w:docDefaults>
